--- a/uploads/f5ba05cb-a187-49f5-913b-340770b0e8c0/factures/Accord_Mission_CoralIO(1).docx
+++ b/uploads/f5ba05cb-a187-49f5-913b-340770b0e8c0/factures/Accord_Mission_CoralIO(1).docx
@@ -368,7 +368,7 @@
           </w:p>
           <w:p>
             <w:r>
-              <w:t>Informatique</w:t>
+              <w:t>SEG</w:t>
             </w:r>
           </w:p>
         </w:tc>
@@ -568,6 +568,9 @@
         </w:tc>
       </w:tr>
       <w:tr>
+        <w:trPr>
+          <w:trHeight w:val="551"/>
+        </w:trPr>
         <w:tc>
           <w:tcPr>
             <w:tcW w:w="9918" w:type="dxa"/>
@@ -588,20 +591,78 @@
           <w:p>
             <w:pPr>
               <w:spacing w:after="40"/>
-            </w:pPr>
-            <w:r>
               <w:rPr>
                 <w:b/>
                 <w:bCs/>
                 <w:color w:val="C0392B"/>
               </w:rPr>
+            </w:pPr>
+            <w:r>
+              <w:rPr>
+                <w:b/>
+                <w:bCs/>
+                <w:color w:val="C0392B"/>
+              </w:rPr>
+              <w:t>Projet</w:t>
+            </w:r>
+            <w:r>
+              <w:rPr>
+                <w:b/>
+                <w:bCs/>
+                <w:color w:val="C0392B"/>
+              </w:rPr>
+              <w:t xml:space="preserve"> : </w:t>
+            </w:r>
+          </w:p>
+          <w:p>
+            <w:pPr>
+              <w:spacing w:after="40"/>
+              <w:rPr>
+                <w:b/>
+                <w:bCs/>
+                <w:color w:val="C0392B"/>
+              </w:rPr>
+            </w:pPr>
+            <w:r>
+              <w:t>Former nos experts en France dans l’utilisation de notre nouvelle plateforme.</w:t>
+            </w:r>
+          </w:p>
+        </w:tc>
+      </w:tr>
+      <w:tr>
+        <w:tc>
+          <w:tcPr>
+            <w:tcW w:w="9918" w:type="dxa"/>
+            <w:tcBorders>
+              <w:top w:val="single" w:sz="4" w:space="0" w:color="D5D8DC"/>
+              <w:left w:val="single" w:sz="4" w:space="0" w:color="D5D8DC"/>
+              <w:bottom w:val="single" w:sz="4" w:space="0" w:color="D5D8DC"/>
+              <w:right w:val="single" w:sz="4" w:space="0" w:color="D5D8DC"/>
+            </w:tcBorders>
+            <w:tcMar>
+              <w:top w:w="120" w:type="dxa"/>
+              <w:left w:w="160" w:type="dxa"/>
+              <w:bottom w:w="120" w:type="dxa"/>
+              <w:right w:w="160" w:type="dxa"/>
+            </w:tcMar>
+            <w:vAlign w:val="center"/>
+          </w:tcPr>
+          <w:p>
+            <w:pPr>
+              <w:spacing w:after="40"/>
+            </w:pPr>
+            <w:r>
+              <w:rPr>
+                <w:b/>
+                <w:bCs/>
+                <w:color w:val="C0392B"/>
+              </w:rPr>
               <w:t xml:space="preserve">Lieu : </w:t>
             </w:r>
             <w:r>
-              <w:t>Turquie</w:t>
-            </w:r>
-          </w:p>
-          <w:p/>
+              <w:t>Tunis</w:t>
+            </w:r>
+          </w:p>
         </w:tc>
       </w:tr>
       <w:tr>
@@ -882,11 +943,6 @@
         </w:tc>
       </w:tr>
     </w:tbl>
-    <w:p>
-      <w:pPr>
-        <w:spacing w:after="80"/>
-      </w:pPr>
-    </w:p>
     <w:p>
       <w:pPr>
         <w:spacing w:before="240" w:after="200"/>
@@ -1452,6 +1508,7 @@
   <w:style w:type="paragraph" w:default="1" w:styleId="Normal">
     <w:name w:val="Normal"/>
     <w:qFormat/>
+    <w:rsid w:val="00E77139"/>
   </w:style>
   <w:style w:type="paragraph" w:styleId="Heading1">
     <w:name w:val="heading 1"/>
